--- a/cartas_solicitud/Carta_Solicitud_ELE0300744_GENERACION_HIDRAULICA.docx
+++ b/cartas_solicitud/Carta_Solicitud_ELE0300744_GENERACION_HIDRAULICA.docx
@@ -11,7 +11,7 @@
           <w:color w:val="646464"/>
           <w:sz w:val="20"/>
         </w:rPr>
-        <w:t>Neiva, Huila, 24 de octubre de 2026</w:t>
+        <w:t>Neiva, Huila, 25 de octubre de 2026</w:t>
         <w:br/>
       </w:r>
     </w:p>
@@ -293,7 +293,7 @@
                 <w:b/>
                 <w:sz w:val="17"/>
               </w:rPr>
-              <w:t>Hector Enrique Marrugo Monterrosa</w:t>
+              <w:t>Jorge Mario Carballo Galindo</w:t>
             </w:r>
           </w:p>
         </w:tc>
@@ -316,7 +316,7 @@
               <w:rPr>
                 <w:sz w:val="17"/>
               </w:rPr>
-              <w:t>0</w:t>
+              <w:t>1075265343</w:t>
             </w:r>
           </w:p>
         </w:tc>
@@ -339,7 +339,7 @@
               <w:rPr>
                 <w:sz w:val="17"/>
               </w:rPr>
-              <w:t>3013844718</w:t>
+              <w:t>3167563385</w:t>
             </w:r>
           </w:p>
         </w:tc>
@@ -359,11 +359,38 @@
               <w:jc w:val="center"/>
             </w:pPr>
             <w:r>
-              <w:rPr>
-                <w:color w:val="A0A0A0"/>
-                <w:sz w:val="15"/>
-              </w:rPr>
-              <w:t>____________________</w:t>
+              <w:drawing>
+                <wp:inline xmlns:a="http://schemas.openxmlformats.org/drawingml/2006/main" xmlns:pic="http://schemas.openxmlformats.org/drawingml/2006/picture">
+                  <wp:extent cx="731520" cy="292608"/>
+                  <wp:docPr id="1" name="Picture 1"/>
+                  <wp:cNvGraphicFramePr>
+                    <a:graphicFrameLocks noChangeAspect="1"/>
+                  </wp:cNvGraphicFramePr>
+                  <a:graphic>
+                    <a:graphicData uri="http://schemas.openxmlformats.org/drawingml/2006/picture">
+                      <pic:pic>
+                        <pic:nvPicPr>
+                          <pic:cNvPr id="0" name="image.png"/>
+                          <pic:cNvPicPr/>
+                        </pic:nvPicPr>
+                        <pic:blipFill>
+                          <a:blip r:embed="rId9"/>
+                          <a:stretch>
+                            <a:fillRect/>
+                          </a:stretch>
+                        </pic:blipFill>
+                        <pic:spPr>
+                          <a:xfrm>
+                            <a:off x="0" y="0"/>
+                            <a:ext cx="731520" cy="292608"/>
+                          </a:xfrm>
+                          <a:prstGeom prst="rect"/>
+                        </pic:spPr>
+                      </pic:pic>
+                    </a:graphicData>
+                  </a:graphic>
+                </wp:inline>
+              </w:drawing>
             </w:r>
           </w:p>
         </w:tc>
@@ -409,7 +436,7 @@
                 <w:b/>
                 <w:sz w:val="17"/>
               </w:rPr>
-              <w:t>Jorge Mario Carballo Galindo</w:t>
+              <w:t>Danny Cruz</w:t>
             </w:r>
           </w:p>
         </w:tc>
@@ -432,7 +459,7 @@
               <w:rPr>
                 <w:sz w:val="17"/>
               </w:rPr>
-              <w:t>1075265343</w:t>
+              <w:t>ELEC1234</w:t>
             </w:r>
           </w:p>
         </w:tc>
@@ -455,7 +482,7 @@
               <w:rPr>
                 <w:sz w:val="17"/>
               </w:rPr>
-              <w:t>3167563385</w:t>
+              <w:t>3225295378</w:t>
             </w:r>
           </w:p>
         </w:tc>
@@ -478,7 +505,7 @@
               <w:drawing>
                 <wp:inline xmlns:a="http://schemas.openxmlformats.org/drawingml/2006/main" xmlns:pic="http://schemas.openxmlformats.org/drawingml/2006/picture">
                   <wp:extent cx="731520" cy="292608"/>
-                  <wp:docPr id="1" name="Picture 1"/>
+                  <wp:docPr id="2" name="Picture 2"/>
                   <wp:cNvGraphicFramePr>
                     <a:graphicFrameLocks noChangeAspect="1"/>
                   </wp:cNvGraphicFramePr>
@@ -490,7 +517,7 @@
                           <pic:cNvPicPr/>
                         </pic:nvPicPr>
                         <pic:blipFill>
-                          <a:blip r:embed="rId9"/>
+                          <a:blip r:embed="rId10"/>
                           <a:stretch>
                             <a:fillRect/>
                           </a:stretch>
@@ -552,7 +579,7 @@
                 <w:b/>
                 <w:sz w:val="17"/>
               </w:rPr>
-              <w:t>Danny Cruz</w:t>
+              <w:t>William Ramirez gutierrez</w:t>
             </w:r>
           </w:p>
         </w:tc>
@@ -575,7 +602,7 @@
               <w:rPr>
                 <w:sz w:val="17"/>
               </w:rPr>
-              <w:t>ELEC1234</w:t>
+              <w:t>11309380</w:t>
             </w:r>
           </w:p>
         </w:tc>
@@ -598,7 +625,7 @@
               <w:rPr>
                 <w:sz w:val="17"/>
               </w:rPr>
-              <w:t>3225295378</w:t>
+              <w:t>3108181836</w:t>
             </w:r>
           </w:p>
         </w:tc>
@@ -621,7 +648,7 @@
               <w:drawing>
                 <wp:inline xmlns:a="http://schemas.openxmlformats.org/drawingml/2006/main" xmlns:pic="http://schemas.openxmlformats.org/drawingml/2006/picture">
                   <wp:extent cx="731520" cy="292608"/>
-                  <wp:docPr id="2" name="Picture 2"/>
+                  <wp:docPr id="3" name="Picture 3"/>
                   <wp:cNvGraphicFramePr>
                     <a:graphicFrameLocks noChangeAspect="1"/>
                   </wp:cNvGraphicFramePr>
@@ -633,7 +660,7 @@
                           <pic:cNvPicPr/>
                         </pic:nvPicPr>
                         <pic:blipFill>
-                          <a:blip r:embed="rId10"/>
+                          <a:blip r:embed="rId11"/>
                           <a:stretch>
                             <a:fillRect/>
                           </a:stretch>
@@ -695,7 +722,7 @@
                 <w:b/>
                 <w:sz w:val="17"/>
               </w:rPr>
-              <w:t>William Ramirez gutierrez</w:t>
+              <w:t>Alvaro Andrés González albañil</w:t>
             </w:r>
           </w:p>
         </w:tc>
@@ -718,7 +745,7 @@
               <w:rPr>
                 <w:sz w:val="17"/>
               </w:rPr>
-              <w:t>11309380</w:t>
+              <w:t>ELE0120242022</w:t>
             </w:r>
           </w:p>
         </w:tc>
@@ -741,7 +768,7 @@
               <w:rPr>
                 <w:sz w:val="17"/>
               </w:rPr>
-              <w:t>3108181836</w:t>
+              <w:t>3176543168</w:t>
             </w:r>
           </w:p>
         </w:tc>
@@ -764,7 +791,7 @@
               <w:drawing>
                 <wp:inline xmlns:a="http://schemas.openxmlformats.org/drawingml/2006/main" xmlns:pic="http://schemas.openxmlformats.org/drawingml/2006/picture">
                   <wp:extent cx="731520" cy="292608"/>
-                  <wp:docPr id="3" name="Picture 3"/>
+                  <wp:docPr id="4" name="Picture 4"/>
                   <wp:cNvGraphicFramePr>
                     <a:graphicFrameLocks noChangeAspect="1"/>
                   </wp:cNvGraphicFramePr>
@@ -776,7 +803,7 @@
                           <pic:cNvPicPr/>
                         </pic:nvPicPr>
                         <pic:blipFill>
-                          <a:blip r:embed="rId11"/>
+                          <a:blip r:embed="rId12"/>
                           <a:stretch>
                             <a:fillRect/>
                           </a:stretch>
@@ -838,7 +865,7 @@
                 <w:b/>
                 <w:sz w:val="17"/>
               </w:rPr>
-              <w:t>Alvaro Andrés González albañil</w:t>
+              <w:t>Daniel Andres Quintero Sandoval</w:t>
             </w:r>
           </w:p>
         </w:tc>
@@ -861,7 +888,7 @@
               <w:rPr>
                 <w:sz w:val="17"/>
               </w:rPr>
-              <w:t>ELE0120242022</w:t>
+              <w:t>1130657578</w:t>
             </w:r>
           </w:p>
         </w:tc>
@@ -884,7 +911,7 @@
               <w:rPr>
                 <w:sz w:val="17"/>
               </w:rPr>
-              <w:t>3176543168</w:t>
+              <w:t>3124805685</w:t>
             </w:r>
           </w:p>
         </w:tc>
@@ -907,7 +934,7 @@
               <w:drawing>
                 <wp:inline xmlns:a="http://schemas.openxmlformats.org/drawingml/2006/main" xmlns:pic="http://schemas.openxmlformats.org/drawingml/2006/picture">
                   <wp:extent cx="731520" cy="292608"/>
-                  <wp:docPr id="4" name="Picture 4"/>
+                  <wp:docPr id="5" name="Picture 5"/>
                   <wp:cNvGraphicFramePr>
                     <a:graphicFrameLocks noChangeAspect="1"/>
                   </wp:cNvGraphicFramePr>
@@ -919,7 +946,7 @@
                           <pic:cNvPicPr/>
                         </pic:nvPicPr>
                         <pic:blipFill>
-                          <a:blip r:embed="rId12"/>
+                          <a:blip r:embed="rId13"/>
                           <a:stretch>
                             <a:fillRect/>
                           </a:stretch>
@@ -1050,7 +1077,7 @@
               <w:drawing>
                 <wp:inline xmlns:a="http://schemas.openxmlformats.org/drawingml/2006/main" xmlns:pic="http://schemas.openxmlformats.org/drawingml/2006/picture">
                   <wp:extent cx="731520" cy="292608"/>
-                  <wp:docPr id="5" name="Picture 5"/>
+                  <wp:docPr id="6" name="Picture 6"/>
                   <wp:cNvGraphicFramePr>
                     <a:graphicFrameLocks noChangeAspect="1"/>
                   </wp:cNvGraphicFramePr>
@@ -1062,7 +1089,7 @@
                           <pic:cNvPicPr/>
                         </pic:nvPicPr>
                         <pic:blipFill>
-                          <a:blip r:embed="rId13"/>
+                          <a:blip r:embed="rId14"/>
                           <a:stretch>
                             <a:fillRect/>
                           </a:stretch>
@@ -1193,7 +1220,7 @@
               <w:drawing>
                 <wp:inline xmlns:a="http://schemas.openxmlformats.org/drawingml/2006/main" xmlns:pic="http://schemas.openxmlformats.org/drawingml/2006/picture">
                   <wp:extent cx="1370333" cy="292608"/>
-                  <wp:docPr id="6" name="Picture 6"/>
+                  <wp:docPr id="7" name="Picture 7"/>
                   <wp:cNvGraphicFramePr>
                     <a:graphicFrameLocks noChangeAspect="1"/>
                   </wp:cNvGraphicFramePr>
@@ -1205,7 +1232,7 @@
                           <pic:cNvPicPr/>
                         </pic:nvPicPr>
                         <pic:blipFill>
-                          <a:blip r:embed="rId14"/>
+                          <a:blip r:embed="rId15"/>
                           <a:stretch>
                             <a:fillRect/>
                           </a:stretch>
@@ -1336,7 +1363,7 @@
               <w:drawing>
                 <wp:inline xmlns:a="http://schemas.openxmlformats.org/drawingml/2006/main" xmlns:pic="http://schemas.openxmlformats.org/drawingml/2006/picture">
                   <wp:extent cx="731520" cy="292608"/>
-                  <wp:docPr id="7" name="Picture 7"/>
+                  <wp:docPr id="8" name="Picture 8"/>
                   <wp:cNvGraphicFramePr>
                     <a:graphicFrameLocks noChangeAspect="1"/>
                   </wp:cNvGraphicFramePr>
@@ -1348,7 +1375,7 @@
                           <pic:cNvPicPr/>
                         </pic:nvPicPr>
                         <pic:blipFill>
-                          <a:blip r:embed="rId15"/>
+                          <a:blip r:embed="rId16"/>
                           <a:stretch>
                             <a:fillRect/>
                           </a:stretch>
@@ -1479,7 +1506,7 @@
               <w:drawing>
                 <wp:inline xmlns:a="http://schemas.openxmlformats.org/drawingml/2006/main" xmlns:pic="http://schemas.openxmlformats.org/drawingml/2006/picture">
                   <wp:extent cx="731520" cy="292608"/>
-                  <wp:docPr id="8" name="Picture 8"/>
+                  <wp:docPr id="9" name="Picture 9"/>
                   <wp:cNvGraphicFramePr>
                     <a:graphicFrameLocks noChangeAspect="1"/>
                   </wp:cNvGraphicFramePr>
@@ -1491,7 +1518,7 @@
                           <pic:cNvPicPr/>
                         </pic:nvPicPr>
                         <pic:blipFill>
-                          <a:blip r:embed="rId16"/>
+                          <a:blip r:embed="rId17"/>
                           <a:stretch>
                             <a:fillRect/>
                           </a:stretch>
@@ -1622,7 +1649,7 @@
               <w:drawing>
                 <wp:inline xmlns:a="http://schemas.openxmlformats.org/drawingml/2006/main" xmlns:pic="http://schemas.openxmlformats.org/drawingml/2006/picture">
                   <wp:extent cx="731520" cy="292608"/>
-                  <wp:docPr id="9" name="Picture 9"/>
+                  <wp:docPr id="10" name="Picture 10"/>
                   <wp:cNvGraphicFramePr>
                     <a:graphicFrameLocks noChangeAspect="1"/>
                   </wp:cNvGraphicFramePr>
@@ -1634,7 +1661,7 @@
                           <pic:cNvPicPr/>
                         </pic:nvPicPr>
                         <pic:blipFill>
-                          <a:blip r:embed="rId17"/>
+                          <a:blip r:embed="rId18"/>
                           <a:stretch>
                             <a:fillRect/>
                           </a:stretch>
@@ -1765,7 +1792,7 @@
               <w:drawing>
                 <wp:inline xmlns:a="http://schemas.openxmlformats.org/drawingml/2006/main" xmlns:pic="http://schemas.openxmlformats.org/drawingml/2006/picture">
                   <wp:extent cx="731520" cy="292608"/>
-                  <wp:docPr id="10" name="Picture 10"/>
+                  <wp:docPr id="11" name="Picture 11"/>
                   <wp:cNvGraphicFramePr>
                     <a:graphicFrameLocks noChangeAspect="1"/>
                   </wp:cNvGraphicFramePr>
@@ -1777,7 +1804,7 @@
                           <pic:cNvPicPr/>
                         </pic:nvPicPr>
                         <pic:blipFill>
-                          <a:blip r:embed="rId18"/>
+                          <a:blip r:embed="rId19"/>
                           <a:stretch>
                             <a:fillRect/>
                           </a:stretch>

--- a/cartas_solicitud/Carta_Solicitud_ELE0300744_GENERACION_HIDRAULICA.docx
+++ b/cartas_solicitud/Carta_Solicitud_ELE0300744_GENERACION_HIDRAULICA.docx
@@ -1837,9 +1837,20 @@
         <w:t>Atentamente,</w:t>
         <w:br/>
         <w:br/>
+      </w:r>
+      <w:r>
         <w:t>ESTUDIANTES SOLICITANTES DE INGENIERÍA ELÉCTRICA</w:t>
         <w:br/>
         <w:t>Fundación Escuela Tecnológica de Neiva "Jesús Oviedo Pérez" - FET</w:t>
+        <w:br/>
+      </w:r>
+      <w:r>
+        <w:rPr>
+          <w:i/>
+          <w:color w:val="8C8C8C"/>
+          <w:sz w:val="17"/>
+        </w:rPr>
+        <w:t>(Respaldo de Representación Estudiantil al alcanzar 15 firmas • Actual: 11/15 firmas)</w:t>
       </w:r>
     </w:p>
     <w:sectPr>

--- a/cartas_solicitud/Carta_Solicitud_ELE0300744_GENERACION_HIDRAULICA.docx
+++ b/cartas_solicitud/Carta_Solicitud_ELE0300744_GENERACION_HIDRAULICA.docx
@@ -11,7 +11,7 @@
           <w:color w:val="646464"/>
           <w:sz w:val="20"/>
         </w:rPr>
-        <w:t>Neiva, Huila, 25 de octubre de 2026</w:t>
+        <w:t>Neiva, Huila, 26 de octubre de 2026</w:t>
         <w:br/>
       </w:r>
     </w:p>
